--- a/paper/submission/manuscript.docx
+++ b/paper/submission/manuscript.docx
@@ -7,7 +7,11 @@
         <w:pStyle w:val="Title"/>
       </w:pPr>
       <w:r>
-        <w:rPr/>
+        <w:rPr>
+          <w:b/>
+          <w:sz w:val="32"/>
+          <w:szCs w:val="32"/>
+        </w:rPr>
         <w:t xml:space="preserve">How efficient are Baku's bus routes? An open-data measurement and a fleet-neutral redesign</w:t>
       </w:r>
     </w:p>
@@ -16,7 +20,11 @@
         <w:pStyle w:val="Heading1"/>
       </w:pPr>
       <w:r>
-        <w:rPr/>
+        <w:rPr>
+          <w:b/>
+          <w:sz w:val="28"/>
+          <w:szCs w:val="28"/>
+        </w:rPr>
         <w:t xml:space="preserve">Highlights</w:t>
       </w:r>
     </w:p>
@@ -70,7 +78,11 @@
         <w:pStyle w:val="Heading1"/>
       </w:pPr>
       <w:r>
-        <w:rPr/>
+        <w:rPr>
+          <w:b/>
+          <w:sz w:val="28"/>
+          <w:szCs w:val="28"/>
+        </w:rPr>
         <w:t xml:space="preserve">Abstract</w:t>
       </w:r>
     </w:p>
@@ -91,7 +103,11 @@
         <w:pStyle w:val="Heading1"/>
       </w:pPr>
       <w:r>
-        <w:rPr/>
+        <w:rPr>
+          <w:b/>
+          <w:sz w:val="28"/>
+          <w:szCs w:val="28"/>
+        </w:rPr>
         <w:t xml:space="preserve">1. Introduction</w:t>
       </w:r>
     </w:p>
@@ -124,7 +140,11 @@
         <w:pStyle w:val="Heading1"/>
       </w:pPr>
       <w:r>
-        <w:rPr/>
+        <w:rPr>
+          <w:b/>
+          <w:sz w:val="28"/>
+          <w:szCs w:val="28"/>
+        </w:rPr>
         <w:t xml:space="preserve">2. Background</w:t>
       </w:r>
     </w:p>
@@ -133,7 +153,11 @@
         <w:pStyle w:val="Heading2"/>
       </w:pPr>
       <w:r>
-        <w:rPr/>
+        <w:rPr>
+          <w:b/>
+          <w:sz w:val="26"/>
+          <w:szCs w:val="26"/>
+        </w:rPr>
         <w:t xml:space="preserve">2.1 Baku's bus network and its reform</w:t>
       </w:r>
     </w:p>
@@ -154,7 +178,11 @@
         <w:pStyle w:val="Heading2"/>
       </w:pPr>
       <w:r>
-        <w:rPr/>
+        <w:rPr>
+          <w:b/>
+          <w:sz w:val="26"/>
+          <w:szCs w:val="26"/>
+        </w:rPr>
         <w:t xml:space="preserve">2.2 What other redesigns did, and what they measured</w:t>
       </w:r>
     </w:p>
@@ -175,7 +203,11 @@
         <w:pStyle w:val="Heading2"/>
       </w:pPr>
       <w:r>
-        <w:rPr/>
+        <w:rPr>
+          <w:b/>
+          <w:sz w:val="26"/>
+          <w:szCs w:val="26"/>
+        </w:rPr>
         <w:t xml:space="preserve">2.3 Designing a network by computer</w:t>
       </w:r>
     </w:p>
@@ -196,7 +228,11 @@
         <w:pStyle w:val="Heading1"/>
       </w:pPr>
       <w:r>
-        <w:rPr/>
+        <w:rPr>
+          <w:b/>
+          <w:sz w:val="28"/>
+          <w:szCs w:val="28"/>
+        </w:rPr>
         <w:t xml:space="preserve">3. Data</w:t>
       </w:r>
     </w:p>
@@ -205,7 +241,11 @@
         <w:pStyle w:val="Heading2"/>
       </w:pPr>
       <w:r>
-        <w:rPr/>
+        <w:rPr>
+          <w:b/>
+          <w:sz w:val="26"/>
+          <w:szCs w:val="26"/>
+        </w:rPr>
         <w:t xml:space="preserve">3.1 Sources</w:t>
       </w:r>
     </w:p>
@@ -885,7 +925,11 @@
         <w:pStyle w:val="Heading2"/>
       </w:pPr>
       <w:r>
-        <w:rPr/>
+        <w:rPr>
+          <w:b/>
+          <w:sz w:val="26"/>
+          <w:szCs w:val="26"/>
+        </w:rPr>
         <w:t xml:space="preserve">3.2 Defects and repairs</w:t>
       </w:r>
     </w:p>
@@ -906,7 +950,11 @@
         <w:pStyle w:val="Heading2"/>
       </w:pPr>
       <w:r>
-        <w:rPr/>
+        <w:rPr>
+          <w:b/>
+          <w:sz w:val="26"/>
+          <w:szCs w:val="26"/>
+        </w:rPr>
         <w:t xml:space="preserve">3.3 The period described</w:t>
       </w:r>
     </w:p>
@@ -921,7 +969,11 @@
         <w:pStyle w:val="Heading1"/>
       </w:pPr>
       <w:r>
-        <w:rPr/>
+        <w:rPr>
+          <w:b/>
+          <w:sz w:val="28"/>
+          <w:szCs w:val="28"/>
+        </w:rPr>
         <w:t xml:space="preserve">4. Methods</w:t>
       </w:r>
     </w:p>
@@ -930,7 +982,11 @@
         <w:pStyle w:val="Heading2"/>
       </w:pPr>
       <w:r>
-        <w:rPr/>
+        <w:rPr>
+          <w:b/>
+          <w:sz w:val="26"/>
+          <w:szCs w:val="26"/>
+        </w:rPr>
         <w:t xml:space="preserve">4.1 Geometry measures</w:t>
       </w:r>
     </w:p>
@@ -945,7 +1001,11 @@
         <w:pStyle w:val="Heading2"/>
       </w:pPr>
       <w:r>
-        <w:rPr/>
+        <w:rPr>
+          <w:b/>
+          <w:sz w:val="26"/>
+          <w:szCs w:val="26"/>
+        </w:rPr>
         <w:t xml:space="preserve">4.2 Running time, fuel and daily service</w:t>
       </w:r>
     </w:p>
@@ -966,7 +1026,11 @@
         <w:pStyle w:val="Heading2"/>
       </w:pPr>
       <w:r>
-        <w:rPr/>
+        <w:rPr>
+          <w:b/>
+          <w:sz w:val="26"/>
+          <w:szCs w:val="26"/>
+        </w:rPr>
         <w:t xml:space="preserve">4.3 Demand</w:t>
       </w:r>
     </w:p>
@@ -981,7 +1045,11 @@
         <w:pStyle w:val="Heading2"/>
       </w:pPr>
       <w:r>
-        <w:rPr/>
+        <w:rPr>
+          <w:b/>
+          <w:sz w:val="26"/>
+          <w:szCs w:val="26"/>
+        </w:rPr>
         <w:t xml:space="preserve">4.4 Door-to-door trips</w:t>
       </w:r>
     </w:p>
@@ -996,7 +1064,11 @@
         <w:pStyle w:val="Heading2"/>
       </w:pPr>
       <w:r>
-        <w:rPr/>
+        <w:rPr>
+          <w:b/>
+          <w:sz w:val="26"/>
+          <w:szCs w:val="26"/>
+        </w:rPr>
         <w:t xml:space="preserve">4.5 Checking the model against observed boardings</w:t>
       </w:r>
     </w:p>
@@ -1011,7 +1083,11 @@
         <w:pStyle w:val="Heading2"/>
       </w:pPr>
       <w:r>
-        <w:rPr/>
+        <w:rPr>
+          <w:b/>
+          <w:sz w:val="26"/>
+          <w:szCs w:val="26"/>
+        </w:rPr>
         <w:t xml:space="preserve">4.6 The redesign search</w:t>
       </w:r>
     </w:p>
@@ -1038,7 +1114,11 @@
         <w:pStyle w:val="Heading2"/>
       </w:pPr>
       <w:r>
-        <w:rPr/>
+        <w:rPr>
+          <w:b/>
+          <w:sz w:val="26"/>
+          <w:szCs w:val="26"/>
+        </w:rPr>
         <w:t xml:space="preserve">4.7 Robustness</w:t>
       </w:r>
     </w:p>
@@ -1053,7 +1133,11 @@
         <w:pStyle w:val="Heading1"/>
       </w:pPr>
       <w:r>
-        <w:rPr/>
+        <w:rPr>
+          <w:b/>
+          <w:sz w:val="28"/>
+          <w:szCs w:val="28"/>
+        </w:rPr>
         <w:t xml:space="preserve">5. Results</w:t>
       </w:r>
     </w:p>
@@ -1062,7 +1146,11 @@
         <w:pStyle w:val="Heading2"/>
       </w:pPr>
       <w:r>
-        <w:rPr/>
+        <w:rPr>
+          <w:b/>
+          <w:sz w:val="26"/>
+          <w:szCs w:val="26"/>
+        </w:rPr>
         <w:t xml:space="preserve">5.1 The network today</w:t>
       </w:r>
     </w:p>
@@ -1387,7 +1475,11 @@
         <w:pStyle w:val="Heading2"/>
       </w:pPr>
       <w:r>
-        <w:rPr/>
+        <w:rPr>
+          <w:b/>
+          <w:sz w:val="26"/>
+          <w:szCs w:val="26"/>
+        </w:rPr>
         <w:t xml:space="preserve">5.2 Who the network reaches</w:t>
       </w:r>
     </w:p>
@@ -1402,7 +1494,11 @@
         <w:pStyle w:val="Heading2"/>
       </w:pPr>
       <w:r>
-        <w:rPr/>
+        <w:rPr>
+          <w:b/>
+          <w:sz w:val="26"/>
+          <w:szCs w:val="26"/>
+        </w:rPr>
         <w:t xml:space="preserve">5.3 Daily service and how far the model can be trusted</w:t>
       </w:r>
     </w:p>
@@ -1423,7 +1519,11 @@
         <w:pStyle w:val="Heading2"/>
       </w:pPr>
       <w:r>
-        <w:rPr/>
+        <w:rPr>
+          <w:b/>
+          <w:sz w:val="26"/>
+          <w:szCs w:val="26"/>
+        </w:rPr>
         <w:t xml:space="preserve">5.4 Stop balancing alone</w:t>
       </w:r>
     </w:p>
@@ -1438,7 +1538,11 @@
         <w:pStyle w:val="Heading2"/>
       </w:pPr>
       <w:r>
-        <w:rPr/>
+        <w:rPr>
+          <w:b/>
+          <w:sz w:val="26"/>
+          <w:szCs w:val="26"/>
+        </w:rPr>
         <w:t xml:space="preserve">5.5 The redesign</w:t>
       </w:r>
     </w:p>
@@ -2446,7 +2550,11 @@
         <w:pStyle w:val="Heading2"/>
       </w:pPr>
       <w:r>
-        <w:rPr/>
+        <w:rPr>
+          <w:b/>
+          <w:sz w:val="26"/>
+          <w:szCs w:val="26"/>
+        </w:rPr>
         <w:t xml:space="preserve">5.6 How robust the gain is</w:t>
       </w:r>
     </w:p>
@@ -3616,7 +3724,11 @@
         <w:pStyle w:val="Heading2"/>
       </w:pPr>
       <w:r>
-        <w:rPr/>
+        <w:rPr>
+          <w:b/>
+          <w:sz w:val="26"/>
+          <w:szCs w:val="26"/>
+        </w:rPr>
         <w:t xml:space="preserve">5.7 Changes that rest on thin evidence</w:t>
       </w:r>
     </w:p>
@@ -3631,7 +3743,11 @@
         <w:pStyle w:val="Heading1"/>
       </w:pPr>
       <w:r>
-        <w:rPr/>
+        <w:rPr>
+          <w:b/>
+          <w:sz w:val="28"/>
+          <w:szCs w:val="28"/>
+        </w:rPr>
         <w:t xml:space="preserve">6. Discussion</w:t>
       </w:r>
     </w:p>
@@ -3640,7 +3756,11 @@
         <w:pStyle w:val="Heading2"/>
       </w:pPr>
       <w:r>
-        <w:rPr/>
+        <w:rPr>
+          <w:b/>
+          <w:sz w:val="26"/>
+          <w:szCs w:val="26"/>
+        </w:rPr>
         <w:t xml:space="preserve">6.1 Against the agency's own findings</w:t>
       </w:r>
     </w:p>
@@ -3655,7 +3775,11 @@
         <w:pStyle w:val="Heading2"/>
       </w:pPr>
       <w:r>
-        <w:rPr/>
+        <w:rPr>
+          <w:b/>
+          <w:sz w:val="26"/>
+          <w:szCs w:val="26"/>
+        </w:rPr>
         <w:t xml:space="preserve">6.2 Limitations</w:t>
       </w:r>
     </w:p>
@@ -3670,7 +3794,11 @@
         <w:pStyle w:val="Heading2"/>
       </w:pPr>
       <w:r>
-        <w:rPr/>
+        <w:rPr>
+          <w:b/>
+          <w:sz w:val="26"/>
+          <w:szCs w:val="26"/>
+        </w:rPr>
         <w:t xml:space="preserve">6.3 Transferability</w:t>
       </w:r>
     </w:p>
@@ -3685,7 +3813,11 @@
         <w:pStyle w:val="Heading2"/>
       </w:pPr>
       <w:r>
-        <w:rPr/>
+        <w:rPr>
+          <w:b/>
+          <w:sz w:val="26"/>
+          <w:szCs w:val="26"/>
+        </w:rPr>
         <w:t xml:space="preserve">6.4 Choices that are not the model's to make</w:t>
       </w:r>
     </w:p>
@@ -3700,7 +3832,11 @@
         <w:pStyle w:val="Heading2"/>
       </w:pPr>
       <w:r>
-        <w:rPr/>
+        <w:rPr>
+          <w:b/>
+          <w:sz w:val="26"/>
+          <w:szCs w:val="26"/>
+        </w:rPr>
         <w:t xml:space="preserve">6.5 What this offers the agency</w:t>
       </w:r>
     </w:p>
@@ -3715,7 +3851,11 @@
         <w:pStyle w:val="Heading1"/>
       </w:pPr>
       <w:r>
-        <w:rPr/>
+        <w:rPr>
+          <w:b/>
+          <w:sz w:val="28"/>
+          <w:szCs w:val="28"/>
+        </w:rPr>
         <w:t xml:space="preserve">7. Conclusions</w:t>
       </w:r>
     </w:p>
@@ -3730,7 +3870,11 @@
         <w:pStyle w:val="Heading1"/>
       </w:pPr>
       <w:r>
-        <w:rPr/>
+        <w:rPr>
+          <w:b/>
+          <w:sz w:val="28"/>
+          <w:szCs w:val="28"/>
+        </w:rPr>
         <w:t xml:space="preserve">Declarations</w:t>
       </w:r>
     </w:p>
@@ -3757,7 +3901,11 @@
         <w:pStyle w:val="Heading1"/>
       </w:pPr>
       <w:r>
-        <w:rPr/>
+        <w:rPr>
+          <w:b/>
+          <w:sz w:val="28"/>
+          <w:szCs w:val="28"/>
+        </w:rPr>
         <w:t xml:space="preserve">Figures</w:t>
       </w:r>
     </w:p>
@@ -3808,7 +3956,11 @@
         <w:pStyle w:val="Heading1"/>
       </w:pPr>
       <w:r>
-        <w:rPr/>
+        <w:rPr>
+          <w:b/>
+          <w:sz w:val="28"/>
+          <w:szCs w:val="28"/>
+        </w:rPr>
         <w:t xml:space="preserve">References</w:t>
       </w:r>
     </w:p>

--- a/paper/submission/manuscript.docx
+++ b/paper/submission/manuscript.docx
@@ -89,7 +89,7 @@
     <w:p>
       <w:r>
         <w:rPr/>
-        <w:t xml:space="preserve">Baku's bus network of about 200 routes is being redesigned, but no peer-reviewed evaluation of it exists and the data needed for one (timetables, vehicle positions and origin–destination flows) is not published. This paper asks how much can be measured, and how far a redesign can be tested, from public data alone. From the transport agency's public map, a population grid, OpenStreetMap destinations, metro entries and one operator's daily boardings, I repair the route geometry, measure directness, duplication, detours, stop spacing and coverage, and build a door-to-door travel model whose gravity demand model ranks routes against observed boardings at a Spearman correlation of 0.58. Only 29 of 201 routes run within 1.4 times the straight line between their ends, and 66% of the 3.04 million residents live within 400 m of a stop. A greedy search that keeps today's fleet and applies the changes used by redesigns elsewhere shortens the average possible trip from 51.8 to 50.9 minutes (0.76 minutes with impossible trips counted at 120), or delivers today's modelled travel times with about 12% fewer buses than the estimated headways imply. On 10 independent trip samples the gain counted that way is 0.68 to 0.81 minutes, and under 14 alternative assumptions 0.46 to 0.88, the smallest without bus shifts; a stricter rule that strands nobody gains as much as the default. The pipeline, data and results are released to regenerate or, with a reader for another map format, apply to other cities that publish only a map.</w:t>
+        <w:t xml:space="preserve">Baku's bus network of about 200 routes is being redesigned, but no peer-reviewed evaluation exists and the data needed for one (timetables, vehicle positions, origin–destination flows) is unpublished. I ask how much can be measured, and how far a redesign can be tested, from public data alone. From the transport agency's public map, a population grid, OpenStreetMap destinations, metro entries and one operator's daily boardings, I repair the route geometry, measure directness, duplication, detours, stop spacing and coverage, and build a door-to-door travel model whose gravity demand model ranks routes against observed boardings at a Spearman correlation of 0.58. Only 29 of 201 routes run within 1.4 times the straight line between their ends, and 66% of the 3.04 million residents live within 400 m of a stop in a straight line, 45% along mapped streets. A greedy search keeping today's fleet and applying changes used by redesigns elsewhere shortens the average possible trip from 51.8 to 50.9 minutes (0.76 minutes with impossible trips counted at 120), or delivers today's modelled travel times with about 12% fewer buses than the estimated headways imply. On 10 independent trip samples the gain counted that way is 0.68 to 0.81 minutes, and under 14 alternative assumptions 0.46 to 0.88, the smallest without bus shifts; a stricter rule that strands nobody gains as much as the default. The pipeline, data and results are released to regenerate or, with a reader for another map format, apply to other cities publishing only a map.</w:t>
       </w:r>
     </w:p>
     <w:p>
@@ -716,6 +716,76 @@
                 <w:sz w:val="20"/>
                 <w:szCs w:val="20"/>
               </w:rPr>
+              <w:t xml:space="preserve">Every way tagged as a highway in the study area: 99,185 ways and 570,706 nodes</w:t>
+            </w:r>
+          </w:p>
+        </w:tc>
+        <w:tc>
+          <w:tcPr>
+            <w:tcW w:w="2350" w:type="dxa"/>
+          </w:tcPr>
+          <w:p>
+            <w:pPr>
+              <w:spacing w:after="40" w:line="240" w:lineRule="auto"/>
+            </w:pPr>
+            <w:r>
+              <w:rPr>
+                <w:sz w:val="20"/>
+                <w:szCs w:val="20"/>
+              </w:rPr>
+              <w:t xml:space="preserve">OpenStreetMap, data of 24 October 2026, cut from Geofabrik's extract of Azerbaijan</w:t>
+            </w:r>
+          </w:p>
+        </w:tc>
+        <w:tc>
+          <w:tcPr>
+            <w:tcW w:w="2350" w:type="dxa"/>
+          </w:tcPr>
+          <w:p>
+            <w:pPr>
+              <w:spacing w:after="40" w:line="240" w:lineRule="auto"/>
+            </w:pPr>
+            <w:r>
+              <w:rPr>
+                <w:sz w:val="20"/>
+                <w:szCs w:val="20"/>
+              </w:rPr>
+              <w:t xml:space="preserve">ODbL</w:t>
+            </w:r>
+          </w:p>
+        </w:tc>
+        <w:tc>
+          <w:tcPr>
+            <w:tcW w:w="2350" w:type="dxa"/>
+          </w:tcPr>
+          <w:p>
+            <w:pPr>
+              <w:spacing w:after="40" w:line="240" w:lineRule="auto"/>
+            </w:pPr>
+            <w:r>
+              <w:rPr>
+                <w:sz w:val="20"/>
+                <w:szCs w:val="20"/>
+              </w:rPr>
+              <w:t xml:space="preserve">Walking distances along streets and paths, as a check on the straight line</w:t>
+            </w:r>
+          </w:p>
+        </w:tc>
+      </w:tr>
+      <w:tr>
+        <w:tc>
+          <w:tcPr>
+            <w:tcW w:w="2350" w:type="dxa"/>
+          </w:tcPr>
+          <w:p>
+            <w:pPr>
+              <w:spacing w:after="40" w:line="240" w:lineRule="auto"/>
+            </w:pPr>
+            <w:r>
+              <w:rPr>
+                <w:sz w:val="20"/>
+                <w:szCs w:val="20"/>
+              </w:rPr>
               <w:t xml:space="preserve">One published headway (route H1, every 20 minutes)</w:t>
             </w:r>
           </w:p>
@@ -918,6 +988,12 @@
       <w:r>
         <w:rPr/>
         <w:t xml:space="preserve">The study area is the box around the served stops plus 2 km. The grid is Uber's H3 index at resolution 8, whose cells are hexagons of about 0.74 km²; the area holds 2,707 of them with 3.04 million people, and the official figures for Baku, Sumqayıt and the Absheron district total 3.22 million, consistent with a grid two years older. Each hexagon is split into seven points that share its population, its centre and six around it, the way H3 divides a cell into seven at the next resolution, so that coverage is not judged from one point per hexagon.</w:t>
+      </w:r>
+    </w:p>
+    <w:p>
+      <w:r>
+        <w:rPr/>
+        <w:t xml:space="preserve">Coverage is the share of these points' population with a served stop within a straight-line radius, the convention of the guidelines above. The straight line is a proxy for the walk, and rail lines, motorways, the bay and long blocks make it too short, so the same walk is also measured along the streets and paths in OpenStreetMap: every way tagged as a highway in the study area, keeping those a pedestrian may use (the filter of OSMnx's walk network (Boeing, 2025): no motorways, busways, raceways, platforms, cycleways without a foot permission or ways planned, under construction or gone, and none tagged foot=no, service=private, or access=no or access=private without a foot permission). The ways form an undirected graph of 562,117 nodes and 602,943 segments with great-circle lengths, 98.4% of its nodes in one connected piece. Each stop and each population point joins the graph at the nearest point of the nearest segment, walking that gap in a straight line (the median gap is 7 m for stops and 15 m for population points), and one run of Dijkstra's algorithm from all stops at once gives the walk from every point to its nearest stop, up to 2 km. Footpaths are patchy in OpenStreetMap's Baku, so where a shortcut is unmapped the walk is overstated; the two measures bracket the truth.</w:t>
       </w:r>
     </w:p>
     <w:p>
@@ -1125,7 +1201,7 @@
     <w:p>
       <w:r>
         <w:rPr/>
-        <w:t xml:space="preserve">Three checks ask how much the result depends on the sample and the assumptions. The redesign and today's network are scored on 10 samples of 300 origins, one of them the independent check itself. The search is run again under 14 changed settings: a transfer penalty of 2 and of 8 minutes, distance decay of 4 and of 9 km, trips to homes only, 45 and 80 boardings per trip, an access radius of 400 m instead of 500, a search sample of 200 origins, another search sample of 100, the coverage guard tightened so that nobody loses a stop, no bus shifts, and the service-type headway table scaled by 0.8 and by 1.25; the speeds are never varied. And coverage is measured at 300, 400, 500, 800 and 1,000 m.</w:t>
+        <w:t xml:space="preserve">Three checks ask how much the result depends on the sample and the assumptions. The redesign and today's network are scored on 10 samples of 300 origins, one of them the independent check itself. The search is run again under 14 changed settings: a transfer penalty of 2 and of 8 minutes, distance decay of 4 and of 9 km, trips to homes only, 45 and 80 boardings per trip, an access radius of 400 m instead of 500, a search sample of 200 origins, another search sample of 100, the coverage guard tightened so that nobody loses a stop, no bus shifts, and the service-type headway table scaled by 0.8 and by 1.25; the speeds are never varied. And coverage is measured at 300, 400, 500, 800 and 1,000 m, in a straight line and along the streets and paths of OpenStreetMap.</w:t>
       </w:r>
     </w:p>
     <w:p>
@@ -1486,7 +1562,7 @@
     <w:p>
       <w:r>
         <w:rPr/>
-        <w:t xml:space="preserve">Of the 3.04 million people in the study area, 55.5% live within 300 m of a served stop, 66.0% within 400 m, 73.4% within 500 m, 87.2% within 800 m and 91.5% within 1,000 m. Door to door, on 300 origins sampled by population, the average possible trip takes 51.8 minutes; 16.2% of trips can be made within 30 minutes, 29.4% within 45, 42.2% within 60 and 66.3% within 120; 34.6% of trips have no stop within 500 m at one end or both; the average trip is 8.0 km in a straight line. Of the possible trips, 11.4% are walked, 28.9% need no change, 43.2% one, 15.0% two and 1.5% three or more.</w:t>
+        <w:t xml:space="preserve">Of the 3.04 million people in the study area, 55.5% live within 300 m of a served stop in a straight line, 66.0% within 400 m, 73.4% within 500 m, 87.2% within 800 m and 91.5% within 1,000 m. Walking along the streets and paths of OpenStreetMap, the shares are 32.5%, 44.6%, 54.9%, 73.3% and 81.1%: of the 2.01 million people the straight line counts within 400 m, 0.65 million walk further than that to their nearest stop. For the people within 1,000 m of a stop in a straight line, the walk to the nearest stop is typically 1.54 times the line (the population-weighted median; a quarter walk more than twice the line), and for 80% of them more than the 1.3 the travel model assumes, so the straight-line shares are upper bounds on access and the model's walks are too short. Door to door, on 300 origins sampled by population, the average possible trip takes 51.8 minutes; 16.2% of trips can be made within 30 minutes, 29.4% within 45, 42.2% within 60 and 66.3% within 120; 34.6% of trips have no stop within 500 m at one end or both; the average trip is 8.0 km in a straight line. Of the possible trips, 11.4% are walked, 28.9% need no change, 43.2% one, 15.0% two and 1.5% three or more.</w:t>
       </w:r>
     </w:p>
     <w:p>
@@ -3767,7 +3843,7 @@
     <w:p>
       <w:r>
         <w:rPr/>
-        <w:t xml:space="preserve">Working only from public data, the diagnosis points the same way as the consultant's: overlapping routes, weak links between parts of the region, and a sizeable minority of residents with poor access. The consultant reported 17% with limited access, by a definition that is not public; here 12.8% live more than 800 m in a straight line from any served stop and 34% more than 400 m. The consultant's network needs about 2,800 buses against about 2,300 in service; the fleet-neutral search finds that today's 2,015 implied buses could be about 11% fewer (12% in bus-hours) at today's travel times, which is not a contradiction, since the consultant redesigns for growth and the search here only removes waste. Where the two disagree, the agency's model should be trusted on anything that depends on data it has and this work does not.</w:t>
+        <w:t xml:space="preserve">Working only from public data, the diagnosis points the same way as the consultant's: overlapping routes, weak links between parts of the region, and a sizeable minority of residents with poor access. The consultant reported 17% with limited access, by a definition that is not public; here 12.8% live more than 800 m in a straight line from any served stop and 34% more than 400 m (26.7% and 55.4% along mapped streets and paths). The consultant's network needs about 2,800 buses against about 2,300 in service; the fleet-neutral search finds that today's 2,015 implied buses could be about 11% fewer (12% in bus-hours) at today's travel times, which is not a contradiction, since the consultant redesigns for growth and the search here only removes waste. Where the two disagree, the agency's model should be trusted on anything that depends on data it has and this work does not.</w:t>
       </w:r>
     </w:p>
     <w:p>
@@ -3786,7 +3862,7 @@
     <w:p>
       <w:r>
         <w:rPr/>
-        <w:t xml:space="preserve">The results are not forecasts. Headways are estimated for 200 of 201 routes; the implied fleet of 2,015 lands near the 2,300 reported, so the headways are plausible overall though individual routes can be far off, and scaling the service-type table that sets 145 of the headways by 0.8 or 1.25 leaves the fleet share at 88% (Table 4). The demand model ranks routes at 0.58; the metro is not in the travel graph, so trips that would use it look slower or impossible by bus; there is no vehicle capacity or crowding, so busy routes look better than they are and a shift can overload them; there is one all-day weekday average, walking at 1.3 times the straight line regardless of barriers, and speeds by service type rather than by street; counts exist for one operator only and describe today's routes, so a merge that moves riders onto a counted route does not raise its count, and counts only steer which changes are tried while the model's demand decides which are kept; the population grid is two years older than the official figures; and the search is greedy over existing routes, so it finds improvements, not the best network, and invents no routes. The bus shifts, which give 54% of the gain on the search sample, rank routes by riders per route, estimated for 145 of them; every one of the 32 routes that gives up buses in the default run has estimated riders, so the shifts are the least certain part of the result; without them three fifths of the gain and a 7% fleet saving remain (Table 4). The gain of about a minute per trip is small; the robustness checks establish its sign and order of magnitude, not its second decimal.</w:t>
+        <w:t xml:space="preserve">The results are not forecasts. Headways are estimated for 200 of 201 routes; the implied fleet of 2,015 lands near the 2,300 reported, so the headways are plausible overall though individual routes can be far off, and scaling the service-type table that sets 145 of the headways by 0.8 or 1.25 leaves the fleet share at 88% (Table 4). The demand model ranks routes at 0.58; the metro is not in the travel graph, so trips that would use it look slower or impossible by bus; there is no vehicle capacity or crowding, so busy routes look better than they are and a shift can overload them; there is one all-day weekday average, walking at 1.3 times the straight line regardless of barriers where the mapped streets give a median of 1.54 (Section 5.2), so modelled walks are too short and the coverage shares are upper bounds, and speeds by service type rather than by street; counts exist for one operator only and describe today's routes, so a merge that moves riders onto a counted route does not raise its count, and counts only steer which changes are tried while the model's demand decides which are kept; the population grid is two years older than the official figures; and the search is greedy over existing routes, so it finds improvements, not the best network, and invents no routes. On four of the five standard benchmark networks (Mandl, 1980; Mumford, 2013), under their rules, its straightening lowers the average travel time of the published best route sets for passengers by 1.2 to 1.8% and their route time by 6 to 9%, while methods published since reach far lower travel times (Holliday et al., 2025). The bus shifts, which give 54% of the gain on the search sample, rank routes by riders per route, estimated for 145 of them; every one of the 32 routes that gives up buses in the default run has estimated riders, so the shifts are the least certain part of the result; without them three fifths of the gain and a 7% fleet saving remain (Table 4). The gain of about a minute per trip is small; the robustness checks establish its sign and order of magnitude, not its second decimal.</w:t>
       </w:r>
     </w:p>
     <w:p>
@@ -3843,7 +3919,7 @@
     <w:p>
       <w:r>
         <w:rPr/>
-        <w:t xml:space="preserve">For the agency this work offers two things. The first is a measured baseline: when the map API carries the new network, the same three commands will score it on the same measures and the same 300-origin check. The changes of Section 5.7 are candidates for people who know the city to review against that network, with the strict coverage guard of Section 5.6, which costs nothing, as the safer rule; route 519's riders should be counted before a bus is added, and each straightened path checked on the ground. The second is a statement of what the estimates stand in for: a public timetable or GTFS feed would replace the headway estimates for 200 of 201 routes and the repair of the map's defects, and boardings per route for all carriers would replace the model's ranking for the 145 routes without counts. The pipeline already writes today's network and the redesign as GTFS feeds.</w:t>
+        <w:t xml:space="preserve">For the agency this work offers two things. The first is a measured baseline: when the map API carries the new network, the same three commands will score it on the same measures and the same 300-origin check. The changes of Section 5.7 are candidates for people who know the city to review against that network, with the strict coverage guard of Section 5.6, which costs nothing, as the safer rule; route 519's riders should be counted before a bus is added, and each straightened path checked on the ground. The second is a statement of what the estimates stand in for: a public timetable or GTFS feed would replace the headway estimates for 200 of 201 routes and the repair of the map's defects, and boardings per route for all carriers would replace the model's ranking for the 145 routes without counts. The pipeline already writes today's network and the redesign as GTFS feeds, which MobilityData's validator passes without errors.</w:t>
       </w:r>
     </w:p>
     <w:p>
@@ -3862,7 +3938,7 @@
     <w:p>
       <w:r>
         <w:rPr/>
-        <w:t xml:space="preserve">From public data alone, Baku's bus routes can be shown to be indirect, heavily duplicated and full of detours, four in five of which serve nobody who lacks another route within 400 m, with a third of residents more than 400 m from any stop. A travel model built from the same data ranks routes against observed boardings only moderately well, and says so. Within that limit, a cautious redesign that keeps every bus, merges near-duplicates, drops three lightly used routes, straightens detours, balances stops and moves buses to where they save the most waiting delivers today's modelled travel times with about 12% fewer buses than the estimated headways imply, or trips about a minute shorter, and the gain survives other samples and other assumptions; three fifths of it remains without the bus shifts, the part that rests on estimated riders. The strict version that strands nobody gives up none of it. When the agency's map carries the new network, the same pipeline will score it against this baseline. The pipeline, data and results are released so that the results can be regenerated, the assumptions changed, and the method applied, once a reader for its map format is added, to the next city whose agency publishes a map and nothing else.</w:t>
+        <w:t xml:space="preserve">From public data alone, Baku's bus routes can be shown to be indirect, heavily duplicated and full of detours, four in five of which serve nobody who lacks another route within 400 m, with a third of residents more than 400 m from any stop in a straight line and over half by the mapped streets. A travel model built from the same data ranks routes against observed boardings only moderately well, and says so. Within that limit, a cautious redesign that keeps every bus, merges near-duplicates, drops three lightly used routes, straightens detours, balances stops and moves buses to where they save the most waiting delivers today's modelled travel times with about 12% fewer buses than the estimated headways imply, or trips about a minute shorter, and the gain survives other samples and other assumptions; three fifths of it remains without the bus shifts, the part that rests on estimated riders. The strict version that strands nobody gives up none of it. When the agency's map carries the new network, the same pipeline will score it against this baseline. The pipeline, data and results are released so that the results can be regenerated, the assumptions changed, and the method applied, once a reader for its map format is added, to the next city whose agency publishes a map and nothing else.</w:t>
       </w:r>
     </w:p>
     <w:p>
@@ -4025,6 +4101,15 @@
       <w:r>
         <w:rPr/>
         <w:t xml:space="preserve">Berlingerio, M., Calabrese, F., Di Lorenzo, G., Nair, R., Pinelli, F., &amp; Sbodio, M. L. (2013). AllAboard: A system for exploring urban mobility and optimizing public transport using cellphone data. In Data for Development (D4D) Challenge, NetMob 2013. https://perso.uclouvain.be/vincent.blondel/netmob/2013/D4D-book.pdf</w:t>
+      </w:r>
+    </w:p>
+    <w:p>
+      <w:pPr>
+        <w:pStyle w:val="Reference"/>
+      </w:pPr>
+      <w:r>
+        <w:rPr/>
+        <w:t xml:space="preserve">Boeing, G. (2025). Modeling and analyzing urban networks and amenities with OSMnx. Geographical Analysis, 57(4), 567–577. https://doi.org/10.1111/gean.70009</w:t>
       </w:r>
     </w:p>
     <w:p>
